--- a/DevOps_Tool/DOCKER/Containerization and Docker Basics-l.docx
+++ b/DevOps_Tool/DOCKER/Containerization and Docker Basics-l.docx
@@ -4,16 +4,19 @@
   <w:body>
     <w:p>
       <w:pPr>
+        <w:pStyle w:val="Heading1"/>
         <w:jc w:val="center"/>
         <w:rPr>
-          <w:b/>
-          <w:bCs/>
-        </w:rPr>
-      </w:pPr>
-      <w:r>
-        <w:rPr>
-          <w:b/>
-          <w:bCs/>
+          <w:rFonts w:ascii="Algerian" w:hAnsi="Algerian"/>
+          <w:sz w:val="28"/>
+          <w:szCs w:val="28"/>
+        </w:rPr>
+      </w:pPr>
+      <w:r>
+        <w:rPr>
+          <w:rFonts w:ascii="Algerian" w:hAnsi="Algerian"/>
+          <w:sz w:val="28"/>
+          <w:szCs w:val="28"/>
         </w:rPr>
         <w:t>Containerization and Docker Basics</w:t>
       </w:r>
@@ -37,6 +40,18 @@
         </w:rPr>
         <w:t>Difference Between Monolithic and Microservices</w:t>
       </w:r>
+    </w:p>
+    <w:p>
+      <w:pPr>
+        <w:pStyle w:val="ListParagraph"/>
+        <w:ind w:left="360"/>
+        <w:rPr>
+          <w:b/>
+          <w:bCs/>
+          <w:sz w:val="16"/>
+          <w:szCs w:val="16"/>
+        </w:rPr>
+      </w:pPr>
     </w:p>
     <w:tbl>
       <w:tblPr>
@@ -48,7 +63,7 @@
       <w:tblGrid>
         <w:gridCol w:w="2014"/>
         <w:gridCol w:w="2014"/>
-        <w:gridCol w:w="2015"/>
+        <w:gridCol w:w="2411"/>
       </w:tblGrid>
       <w:tr>
         <w:trPr>
@@ -108,7 +123,7 @@
         </w:tc>
         <w:tc>
           <w:tcPr>
-            <w:tcW w:w="2015" w:type="dxa"/>
+            <w:tcW w:w="2411" w:type="dxa"/>
           </w:tcPr>
           <w:p>
             <w:pPr>
@@ -188,7 +203,7 @@
         </w:tc>
         <w:tc>
           <w:tcPr>
-            <w:tcW w:w="2015" w:type="dxa"/>
+            <w:tcW w:w="2411" w:type="dxa"/>
             <w:vAlign w:val="center"/>
           </w:tcPr>
           <w:p>
@@ -265,7 +280,7 @@
         </w:tc>
         <w:tc>
           <w:tcPr>
-            <w:tcW w:w="2015" w:type="dxa"/>
+            <w:tcW w:w="2411" w:type="dxa"/>
             <w:vAlign w:val="center"/>
           </w:tcPr>
           <w:p>
@@ -342,7 +357,7 @@
         </w:tc>
         <w:tc>
           <w:tcPr>
-            <w:tcW w:w="2015" w:type="dxa"/>
+            <w:tcW w:w="2411" w:type="dxa"/>
             <w:vAlign w:val="center"/>
           </w:tcPr>
           <w:p>
@@ -419,7 +434,7 @@
         </w:tc>
         <w:tc>
           <w:tcPr>
-            <w:tcW w:w="2015" w:type="dxa"/>
+            <w:tcW w:w="2411" w:type="dxa"/>
             <w:vAlign w:val="center"/>
           </w:tcPr>
           <w:p>
@@ -496,7 +511,7 @@
         </w:tc>
         <w:tc>
           <w:tcPr>
-            <w:tcW w:w="2015" w:type="dxa"/>
+            <w:tcW w:w="2411" w:type="dxa"/>
             <w:vAlign w:val="center"/>
           </w:tcPr>
           <w:p>
@@ -549,18 +564,68 @@
         <w:t>Difference Between Traditional, Virtualization, and Containerization Deployment</w:t>
       </w:r>
     </w:p>
+    <w:p>
+      <w:pPr>
+        <w:pStyle w:val="ListParagraph"/>
+        <w:ind w:left="0"/>
+        <w:rPr>
+          <w:b/>
+          <w:bCs/>
+          <w:sz w:val="16"/>
+          <w:szCs w:val="16"/>
+        </w:rPr>
+        <w:sectPr>
+          <w:pgSz w:w="11906" w:h="16838"/>
+          <w:pgMar w:top="720" w:right="720" w:bottom="720" w:left="720" w:header="708" w:footer="708" w:gutter="0"/>
+          <w:cols w:space="708"/>
+          <w:docGrid w:linePitch="360"/>
+        </w:sectPr>
+      </w:pPr>
+    </w:p>
+    <w:p>
+      <w:pPr>
+        <w:pStyle w:val="ListParagraph"/>
+        <w:ind w:left="0"/>
+        <w:rPr>
+          <w:b/>
+          <w:bCs/>
+          <w:sz w:val="16"/>
+          <w:szCs w:val="16"/>
+        </w:rPr>
+      </w:pPr>
+    </w:p>
+    <w:p>
+      <w:pPr>
+        <w:pStyle w:val="ListParagraph"/>
+        <w:ind w:left="0"/>
+        <w:rPr>
+          <w:b/>
+          <w:bCs/>
+          <w:sz w:val="20"/>
+          <w:szCs w:val="20"/>
+        </w:rPr>
+        <w:sectPr>
+          <w:type w:val="continuous"/>
+          <w:pgSz w:w="11906" w:h="16838"/>
+          <w:pgMar w:top="720" w:right="720" w:bottom="720" w:left="720" w:header="708" w:footer="708" w:gutter="0"/>
+          <w:cols w:num="2" w:space="708"/>
+          <w:docGrid w:linePitch="360"/>
+        </w:sectPr>
+      </w:pPr>
+    </w:p>
     <w:tbl>
       <w:tblPr>
         <w:tblStyle w:val="TableGrid"/>
         <w:tblW w:w="0" w:type="auto"/>
         <w:tblInd w:w="360" w:type="dxa"/>
+        <w:tblLayout w:type="fixed"/>
         <w:tblLook w:val="04A0" w:firstRow="1" w:lastRow="0" w:firstColumn="1" w:lastColumn="0" w:noHBand="0" w:noVBand="1"/>
       </w:tblPr>
       <w:tblGrid>
-        <w:gridCol w:w="1083"/>
-        <w:gridCol w:w="1544"/>
-        <w:gridCol w:w="1474"/>
-        <w:gridCol w:w="2342"/>
+        <w:gridCol w:w="1195"/>
+        <w:gridCol w:w="992"/>
+        <w:gridCol w:w="1134"/>
+        <w:gridCol w:w="1188"/>
       </w:tblGrid>
       <w:tr>
         <w:trPr>
@@ -568,7 +633,7 @@
         </w:trPr>
         <w:tc>
           <w:tcPr>
-            <w:tcW w:w="959" w:type="dxa"/>
+            <w:tcW w:w="1195" w:type="dxa"/>
           </w:tcPr>
           <w:p>
             <w:pPr>
@@ -594,7 +659,7 @@
         </w:tc>
         <w:tc>
           <w:tcPr>
-            <w:tcW w:w="1544" w:type="dxa"/>
+            <w:tcW w:w="992" w:type="dxa"/>
           </w:tcPr>
           <w:p>
             <w:pPr>
@@ -620,7 +685,7 @@
         </w:tc>
         <w:tc>
           <w:tcPr>
-            <w:tcW w:w="1474" w:type="dxa"/>
+            <w:tcW w:w="1134" w:type="dxa"/>
           </w:tcPr>
           <w:p>
             <w:pPr>
@@ -646,7 +711,7 @@
         </w:tc>
         <w:tc>
           <w:tcPr>
-            <w:tcW w:w="2342" w:type="dxa"/>
+            <w:tcW w:w="1188" w:type="dxa"/>
           </w:tcPr>
           <w:p>
             <w:pPr>
@@ -677,7 +742,7 @@
         </w:trPr>
         <w:tc>
           <w:tcPr>
-            <w:tcW w:w="959" w:type="dxa"/>
+            <w:tcW w:w="1195" w:type="dxa"/>
           </w:tcPr>
           <w:p>
             <w:pPr>
@@ -703,7 +768,7 @@
         </w:tc>
         <w:tc>
           <w:tcPr>
-            <w:tcW w:w="1544" w:type="dxa"/>
+            <w:tcW w:w="992" w:type="dxa"/>
           </w:tcPr>
           <w:p>
             <w:pPr>
@@ -725,7 +790,7 @@
         </w:tc>
         <w:tc>
           <w:tcPr>
-            <w:tcW w:w="1474" w:type="dxa"/>
+            <w:tcW w:w="1134" w:type="dxa"/>
           </w:tcPr>
           <w:p>
             <w:pPr>
@@ -747,7 +812,7 @@
         </w:tc>
         <w:tc>
           <w:tcPr>
-            <w:tcW w:w="2342" w:type="dxa"/>
+            <w:tcW w:w="1188" w:type="dxa"/>
           </w:tcPr>
           <w:p>
             <w:pPr>
@@ -774,7 +839,7 @@
         </w:trPr>
         <w:tc>
           <w:tcPr>
-            <w:tcW w:w="959" w:type="dxa"/>
+            <w:tcW w:w="1195" w:type="dxa"/>
           </w:tcPr>
           <w:p>
             <w:pPr>
@@ -800,7 +865,7 @@
         </w:tc>
         <w:tc>
           <w:tcPr>
-            <w:tcW w:w="1544" w:type="dxa"/>
+            <w:tcW w:w="992" w:type="dxa"/>
           </w:tcPr>
           <w:p>
             <w:pPr>
@@ -822,7 +887,7 @@
         </w:tc>
         <w:tc>
           <w:tcPr>
-            <w:tcW w:w="1474" w:type="dxa"/>
+            <w:tcW w:w="1134" w:type="dxa"/>
           </w:tcPr>
           <w:p>
             <w:pPr>
@@ -844,7 +909,7 @@
         </w:tc>
         <w:tc>
           <w:tcPr>
-            <w:tcW w:w="2342" w:type="dxa"/>
+            <w:tcW w:w="1188" w:type="dxa"/>
           </w:tcPr>
           <w:p>
             <w:pPr>
@@ -871,7 +936,7 @@
         </w:trPr>
         <w:tc>
           <w:tcPr>
-            <w:tcW w:w="959" w:type="dxa"/>
+            <w:tcW w:w="1195" w:type="dxa"/>
           </w:tcPr>
           <w:p>
             <w:pPr>
@@ -897,7 +962,7 @@
         </w:tc>
         <w:tc>
           <w:tcPr>
-            <w:tcW w:w="1544" w:type="dxa"/>
+            <w:tcW w:w="992" w:type="dxa"/>
           </w:tcPr>
           <w:p>
             <w:pPr>
@@ -919,7 +984,7 @@
         </w:tc>
         <w:tc>
           <w:tcPr>
-            <w:tcW w:w="1474" w:type="dxa"/>
+            <w:tcW w:w="1134" w:type="dxa"/>
           </w:tcPr>
           <w:p>
             <w:pPr>
@@ -941,7 +1006,7 @@
         </w:tc>
         <w:tc>
           <w:tcPr>
-            <w:tcW w:w="2342" w:type="dxa"/>
+            <w:tcW w:w="1188" w:type="dxa"/>
           </w:tcPr>
           <w:p>
             <w:pPr>
@@ -985,7 +1050,7 @@
         </w:trPr>
         <w:tc>
           <w:tcPr>
-            <w:tcW w:w="959" w:type="dxa"/>
+            <w:tcW w:w="1195" w:type="dxa"/>
           </w:tcPr>
           <w:p>
             <w:pPr>
@@ -1011,7 +1076,7 @@
         </w:tc>
         <w:tc>
           <w:tcPr>
-            <w:tcW w:w="1544" w:type="dxa"/>
+            <w:tcW w:w="992" w:type="dxa"/>
           </w:tcPr>
           <w:p>
             <w:pPr>
@@ -1033,7 +1098,7 @@
         </w:tc>
         <w:tc>
           <w:tcPr>
-            <w:tcW w:w="1474" w:type="dxa"/>
+            <w:tcW w:w="1134" w:type="dxa"/>
           </w:tcPr>
           <w:p>
             <w:pPr>
@@ -1055,7 +1120,7 @@
         </w:tc>
         <w:tc>
           <w:tcPr>
-            <w:tcW w:w="2342" w:type="dxa"/>
+            <w:tcW w:w="1188" w:type="dxa"/>
           </w:tcPr>
           <w:p>
             <w:pPr>
@@ -1082,7 +1147,7 @@
         </w:trPr>
         <w:tc>
           <w:tcPr>
-            <w:tcW w:w="959" w:type="dxa"/>
+            <w:tcW w:w="1195" w:type="dxa"/>
           </w:tcPr>
           <w:p>
             <w:pPr>
@@ -1108,7 +1173,7 @@
         </w:tc>
         <w:tc>
           <w:tcPr>
-            <w:tcW w:w="1544" w:type="dxa"/>
+            <w:tcW w:w="992" w:type="dxa"/>
           </w:tcPr>
           <w:p>
             <w:pPr>
@@ -1130,7 +1195,7 @@
         </w:tc>
         <w:tc>
           <w:tcPr>
-            <w:tcW w:w="1474" w:type="dxa"/>
+            <w:tcW w:w="1134" w:type="dxa"/>
           </w:tcPr>
           <w:p>
             <w:pPr>
@@ -1152,7 +1217,7 @@
         </w:tc>
         <w:tc>
           <w:tcPr>
-            <w:tcW w:w="2342" w:type="dxa"/>
+            <w:tcW w:w="1188" w:type="dxa"/>
           </w:tcPr>
           <w:p>
             <w:pPr>
@@ -1179,7 +1244,7 @@
         </w:trPr>
         <w:tc>
           <w:tcPr>
-            <w:tcW w:w="959" w:type="dxa"/>
+            <w:tcW w:w="1195" w:type="dxa"/>
           </w:tcPr>
           <w:p>
             <w:pPr>
@@ -1205,7 +1270,7 @@
         </w:tc>
         <w:tc>
           <w:tcPr>
-            <w:tcW w:w="1544" w:type="dxa"/>
+            <w:tcW w:w="992" w:type="dxa"/>
           </w:tcPr>
           <w:p>
             <w:pPr>
@@ -1227,7 +1292,7 @@
         </w:tc>
         <w:tc>
           <w:tcPr>
-            <w:tcW w:w="1474" w:type="dxa"/>
+            <w:tcW w:w="1134" w:type="dxa"/>
           </w:tcPr>
           <w:p>
             <w:pPr>
@@ -1249,7 +1314,7 @@
         </w:tc>
         <w:tc>
           <w:tcPr>
-            <w:tcW w:w="2342" w:type="dxa"/>
+            <w:tcW w:w="1188" w:type="dxa"/>
           </w:tcPr>
           <w:p>
             <w:pPr>
@@ -1304,6 +1369,16 @@
     <w:p>
       <w:pPr>
         <w:pStyle w:val="ListParagraph"/>
+        <w:ind w:left="360"/>
+        <w:rPr>
+          <w:b/>
+          <w:bCs/>
+        </w:rPr>
+      </w:pPr>
+    </w:p>
+    <w:p>
+      <w:pPr>
+        <w:pStyle w:val="ListParagraph"/>
         <w:numPr>
           <w:ilvl w:val="0"/>
           <w:numId w:val="3"/>
@@ -1393,6 +1468,18 @@
     <w:p>
       <w:pPr>
         <w:pStyle w:val="ListParagraph"/>
+        <w:ind w:left="360"/>
+        <w:rPr>
+          <w:b/>
+          <w:bCs/>
+          <w:sz w:val="20"/>
+          <w:szCs w:val="20"/>
+        </w:rPr>
+      </w:pPr>
+    </w:p>
+    <w:p>
+      <w:pPr>
+        <w:pStyle w:val="ListParagraph"/>
         <w:numPr>
           <w:ilvl w:val="0"/>
           <w:numId w:val="4"/>
@@ -1416,7 +1503,6 @@
     </w:p>
     <w:p>
       <w:pPr>
-        <w:ind w:left="720"/>
         <w:rPr>
           <w:i/>
           <w:iCs/>
@@ -1536,6 +1622,15 @@
     <w:p>
       <w:pPr>
         <w:pStyle w:val="ListParagraph"/>
+        <w:rPr>
+          <w:sz w:val="20"/>
+          <w:szCs w:val="20"/>
+        </w:rPr>
+      </w:pPr>
+    </w:p>
+    <w:p>
+      <w:pPr>
+        <w:pStyle w:val="ListParagraph"/>
         <w:numPr>
           <w:ilvl w:val="0"/>
           <w:numId w:val="6"/>
@@ -1822,24 +1917,56 @@
     <w:p>
       <w:pPr>
         <w:pStyle w:val="ListParagraph"/>
-        <w:numPr>
-          <w:ilvl w:val="0"/>
-          <w:numId w:val="10"/>
-        </w:numPr>
-        <w:rPr>
-          <w:b/>
-          <w:bCs/>
-          <w:sz w:val="20"/>
-          <w:szCs w:val="20"/>
-        </w:rPr>
-      </w:pPr>
-      <w:r>
-        <w:rPr>
-          <w:b/>
-          <w:bCs/>
-          <w:sz w:val="20"/>
-          <w:szCs w:val="20"/>
-        </w:rPr>
+        <w:ind w:left="360"/>
+        <w:rPr>
+          <w:b/>
+          <w:bCs/>
+          <w:sz w:val="20"/>
+          <w:szCs w:val="20"/>
+        </w:rPr>
+      </w:pPr>
+    </w:p>
+    <w:p>
+      <w:pPr>
+        <w:rPr>
+          <w:b/>
+          <w:bCs/>
+          <w:sz w:val="20"/>
+          <w:szCs w:val="20"/>
+        </w:rPr>
+      </w:pPr>
+    </w:p>
+    <w:p>
+      <w:pPr>
+        <w:pStyle w:val="ListParagraph"/>
+        <w:ind w:left="360"/>
+        <w:rPr>
+          <w:b/>
+          <w:bCs/>
+          <w:sz w:val="20"/>
+          <w:szCs w:val="20"/>
+        </w:rPr>
+      </w:pPr>
+    </w:p>
+    <w:p>
+      <w:pPr>
+        <w:pStyle w:val="ListParagraph"/>
+        <w:ind w:left="360"/>
+        <w:rPr>
+          <w:b/>
+          <w:bCs/>
+          <w:sz w:val="20"/>
+          <w:szCs w:val="20"/>
+        </w:rPr>
+      </w:pPr>
+      <w:r>
+        <w:rPr>
+          <w:b/>
+          <w:bCs/>
+          <w:sz w:val="20"/>
+          <w:szCs w:val="20"/>
+        </w:rPr>
+        <w:lastRenderedPageBreak/>
         <w:t>Difference Between Docker CE and Docker EE</w:t>
       </w:r>
     </w:p>
@@ -1852,8 +1979,8 @@
       </w:tblPr>
       <w:tblGrid>
         <w:gridCol w:w="929"/>
-        <w:gridCol w:w="2356"/>
-        <w:gridCol w:w="2692"/>
+        <w:gridCol w:w="1733"/>
+        <w:gridCol w:w="1847"/>
       </w:tblGrid>
       <w:tr>
         <w:trPr>
@@ -2308,7 +2435,7 @@
           <w:szCs w:val="20"/>
         </w:rPr>
       </w:pPr>
-      <w:hyperlink r:id="rId5" w:history="1">
+      <w:hyperlink r:id="rId7" w:history="1">
         <w:r>
           <w:rPr>
             <w:rStyle w:val="Hyperlink"/>
@@ -2670,18 +2797,17 @@
     </w:p>
     <w:p>
       <w:pPr>
+        <w:pStyle w:val="Heading1"/>
         <w:jc w:val="center"/>
         <w:rPr>
-          <w:b/>
-          <w:bCs/>
-          <w:sz w:val="20"/>
-          <w:szCs w:val="20"/>
-        </w:rPr>
-      </w:pPr>
-      <w:r>
-        <w:rPr>
-          <w:b/>
-          <w:bCs/>
+          <w:rFonts w:ascii="Algerian" w:hAnsi="Algerian"/>
+          <w:sz w:val="20"/>
+          <w:szCs w:val="20"/>
+        </w:rPr>
+      </w:pPr>
+      <w:r>
+        <w:rPr>
+          <w:rFonts w:ascii="Algerian" w:hAnsi="Algerian"/>
           <w:sz w:val="20"/>
           <w:szCs w:val="20"/>
         </w:rPr>
@@ -2779,6 +2905,39 @@
     <w:p>
       <w:pPr>
         <w:pStyle w:val="ListParagraph"/>
+        <w:rPr>
+          <w:b/>
+          <w:bCs/>
+          <w:sz w:val="20"/>
+          <w:szCs w:val="20"/>
+        </w:rPr>
+      </w:pPr>
+    </w:p>
+    <w:p>
+      <w:pPr>
+        <w:pStyle w:val="ListParagraph"/>
+        <w:rPr>
+          <w:b/>
+          <w:bCs/>
+          <w:sz w:val="20"/>
+          <w:szCs w:val="20"/>
+        </w:rPr>
+      </w:pPr>
+    </w:p>
+    <w:p>
+      <w:pPr>
+        <w:pStyle w:val="ListParagraph"/>
+        <w:rPr>
+          <w:b/>
+          <w:bCs/>
+          <w:sz w:val="20"/>
+          <w:szCs w:val="20"/>
+        </w:rPr>
+      </w:pPr>
+    </w:p>
+    <w:p>
+      <w:pPr>
+        <w:pStyle w:val="ListParagraph"/>
         <w:numPr>
           <w:ilvl w:val="0"/>
           <w:numId w:val="16"/>
@@ -2852,16 +3011,25 @@
           <w:sz w:val="20"/>
           <w:szCs w:val="20"/>
         </w:rPr>
-        <w:t xml:space="preserve">Q2. </w:t>
-      </w:r>
-      <w:r>
-        <w:rPr>
-          <w:b/>
-          <w:bCs/>
-          <w:sz w:val="20"/>
-          <w:szCs w:val="20"/>
-        </w:rPr>
-        <w:t xml:space="preserve">Key difference between Monolithic and Microservices? </w:t>
+        <w:t xml:space="preserve">Q2. Key difference between Monolithic and </w:t>
+      </w:r>
+      <w:r>
+        <w:rPr>
+          <w:b/>
+          <w:bCs/>
+          <w:sz w:val="20"/>
+          <w:szCs w:val="20"/>
+        </w:rPr>
+        <w:t>m</w:t>
+      </w:r>
+      <w:r>
+        <w:rPr>
+          <w:b/>
+          <w:bCs/>
+          <w:sz w:val="20"/>
+          <w:szCs w:val="20"/>
+        </w:rPr>
+        <w:t xml:space="preserve">icroservices? </w:t>
       </w:r>
     </w:p>
     <w:p>
@@ -3028,16 +3196,7 @@
           <w:sz w:val="20"/>
           <w:szCs w:val="20"/>
         </w:rPr>
-        <w:t>Traditional deployment</w:t>
-      </w:r>
-      <w:r>
-        <w:rPr>
-          <w:b/>
-          <w:bCs/>
-          <w:sz w:val="20"/>
-          <w:szCs w:val="20"/>
-        </w:rPr>
-        <w:t>:-</w:t>
+        <w:t>Traditional deployment:-</w:t>
       </w:r>
     </w:p>
     <w:p>
@@ -3569,13 +3728,64 @@
       </w:r>
     </w:p>
     <w:sectPr>
+      <w:type w:val="continuous"/>
       <w:pgSz w:w="11906" w:h="16838"/>
-      <w:pgMar w:top="1440" w:right="1440" w:bottom="1440" w:left="1440" w:header="708" w:footer="708" w:gutter="0"/>
-      <w:cols w:space="708"/>
+      <w:pgMar w:top="720" w:right="720" w:bottom="720" w:left="720" w:header="708" w:footer="708" w:gutter="0"/>
+      <w:cols w:num="2" w:space="708"/>
       <w:docGrid w:linePitch="360"/>
     </w:sectPr>
   </w:body>
 </w:document>
+</file>
+
+<file path=word/endnotes.xml><?xml version="1.0" encoding="utf-8"?>
+<w:endnotes xmlns:wpc="http://schemas.microsoft.com/office/word/2010/wordprocessingCanvas" xmlns:cx="http://schemas.microsoft.com/office/drawing/2014/chartex" xmlns:cx1="http://schemas.microsoft.com/office/drawing/2015/9/8/chartex" xmlns:cx2="http://schemas.microsoft.com/office/drawing/2015/10/21/chartex" xmlns:cx3="http://schemas.microsoft.com/office/drawing/2016/5/9/chartex" xmlns:cx4="http://schemas.microsoft.com/office/drawing/2016/5/10/chartex" xmlns:cx5="http://schemas.microsoft.com/office/drawing/2016/5/11/chartex" xmlns:cx6="http://schemas.microsoft.com/office/drawing/2016/5/12/chartex" xmlns:cx7="http://schemas.microsoft.com/office/drawing/2016/5/13/chartex" xmlns:cx8="http://schemas.microsoft.com/office/drawing/2016/5/14/chartex" xmlns:mc="http://schemas.openxmlformats.org/markup-compatibility/2006" xmlns:aink="http://schemas.microsoft.com/office/drawing/2016/ink" xmlns:am3d="http://schemas.microsoft.com/office/drawing/2017/model3d" xmlns:o="urn:schemas-microsoft-com:office:office" xmlns:oel="http://schemas.microsoft.com/office/2019/extlst" xmlns:r="http://schemas.openxmlformats.org/officeDocument/2006/relationships" xmlns:m="http://schemas.openxmlformats.org/officeDocument/2006/math" xmlns:v="urn:schemas-microsoft-com:vml" xmlns:wp14="http://schemas.microsoft.com/office/word/2010/wordprocessingDrawing" xmlns:wp="http://schemas.openxmlformats.org/drawingml/2006/wordprocessingDrawing" xmlns:w10="urn:schemas-microsoft-com:office:word" xmlns:w="http://schemas.openxmlformats.org/wordprocessingml/2006/main" xmlns:w14="http://schemas.microsoft.com/office/word/2010/wordml" xmlns:w15="http://schemas.microsoft.com/office/word/2012/wordml" xmlns:w16cex="http://schemas.microsoft.com/office/word/2018/wordml/cex" xmlns:w16cid="http://schemas.microsoft.com/office/word/2016/wordml/cid" xmlns:w16="http://schemas.microsoft.com/office/word/2018/wordml" xmlns:w16du="http://schemas.microsoft.com/office/word/2023/wordml/word16du" xmlns:w16sdtdh="http://schemas.microsoft.com/office/word/2020/wordml/sdtdatahash" xmlns:w16sdtfl="http://schemas.microsoft.com/office/word/2024/wordml/sdtformatlock" xmlns:w16se="http://schemas.microsoft.com/office/word/2015/wordml/symex" xmlns:wpg="http://schemas.microsoft.com/office/word/2010/wordprocessingGroup" xmlns:wpi="http://schemas.microsoft.com/office/word/2010/wordprocessingInk" xmlns:wne="http://schemas.microsoft.com/office/word/2006/wordml" xmlns:wps="http://schemas.microsoft.com/office/word/2010/wordprocessingShape" mc:Ignorable="w14 w15 w16se w16cid w16 w16cex w16sdtdh w16sdtfl w16du wp14">
+  <w:endnote w:type="separator" w:id="-1">
+    <w:p>
+      <w:pPr>
+        <w:spacing w:after="0" w:line="240" w:lineRule="auto"/>
+      </w:pPr>
+      <w:r>
+        <w:separator/>
+      </w:r>
+    </w:p>
+  </w:endnote>
+  <w:endnote w:type="continuationSeparator" w:id="0">
+    <w:p>
+      <w:pPr>
+        <w:spacing w:after="0" w:line="240" w:lineRule="auto"/>
+      </w:pPr>
+      <w:r>
+        <w:continuationSeparator/>
+      </w:r>
+    </w:p>
+  </w:endnote>
+</w:endnotes>
+</file>
+
+<file path=word/footnotes.xml><?xml version="1.0" encoding="utf-8"?>
+<w:footnotes xmlns:wpc="http://schemas.microsoft.com/office/word/2010/wordprocessingCanvas" xmlns:cx="http://schemas.microsoft.com/office/drawing/2014/chartex" xmlns:cx1="http://schemas.microsoft.com/office/drawing/2015/9/8/chartex" xmlns:cx2="http://schemas.microsoft.com/office/drawing/2015/10/21/chartex" xmlns:cx3="http://schemas.microsoft.com/office/drawing/2016/5/9/chartex" xmlns:cx4="http://schemas.microsoft.com/office/drawing/2016/5/10/chartex" xmlns:cx5="http://schemas.microsoft.com/office/drawing/2016/5/11/chartex" xmlns:cx6="http://schemas.microsoft.com/office/drawing/2016/5/12/chartex" xmlns:cx7="http://schemas.microsoft.com/office/drawing/2016/5/13/chartex" xmlns:cx8="http://schemas.microsoft.com/office/drawing/2016/5/14/chartex" xmlns:mc="http://schemas.openxmlformats.org/markup-compatibility/2006" xmlns:aink="http://schemas.microsoft.com/office/drawing/2016/ink" xmlns:am3d="http://schemas.microsoft.com/office/drawing/2017/model3d" xmlns:o="urn:schemas-microsoft-com:office:office" xmlns:oel="http://schemas.microsoft.com/office/2019/extlst" xmlns:r="http://schemas.openxmlformats.org/officeDocument/2006/relationships" xmlns:m="http://schemas.openxmlformats.org/officeDocument/2006/math" xmlns:v="urn:schemas-microsoft-com:vml" xmlns:wp14="http://schemas.microsoft.com/office/word/2010/wordprocessingDrawing" xmlns:wp="http://schemas.openxmlformats.org/drawingml/2006/wordprocessingDrawing" xmlns:w10="urn:schemas-microsoft-com:office:word" xmlns:w="http://schemas.openxmlformats.org/wordprocessingml/2006/main" xmlns:w14="http://schemas.microsoft.com/office/word/2010/wordml" xmlns:w15="http://schemas.microsoft.com/office/word/2012/wordml" xmlns:w16cex="http://schemas.microsoft.com/office/word/2018/wordml/cex" xmlns:w16cid="http://schemas.microsoft.com/office/word/2016/wordml/cid" xmlns:w16="http://schemas.microsoft.com/office/word/2018/wordml" xmlns:w16du="http://schemas.microsoft.com/office/word/2023/wordml/word16du" xmlns:w16sdtdh="http://schemas.microsoft.com/office/word/2020/wordml/sdtdatahash" xmlns:w16sdtfl="http://schemas.microsoft.com/office/word/2024/wordml/sdtformatlock" xmlns:w16se="http://schemas.microsoft.com/office/word/2015/wordml/symex" xmlns:wpg="http://schemas.microsoft.com/office/word/2010/wordprocessingGroup" xmlns:wpi="http://schemas.microsoft.com/office/word/2010/wordprocessingInk" xmlns:wne="http://schemas.microsoft.com/office/word/2006/wordml" xmlns:wps="http://schemas.microsoft.com/office/word/2010/wordprocessingShape" mc:Ignorable="w14 w15 w16se w16cid w16 w16cex w16sdtdh w16sdtfl w16du wp14">
+  <w:footnote w:type="separator" w:id="-1">
+    <w:p>
+      <w:pPr>
+        <w:spacing w:after="0" w:line="240" w:lineRule="auto"/>
+      </w:pPr>
+      <w:r>
+        <w:separator/>
+      </w:r>
+    </w:p>
+  </w:footnote>
+  <w:footnote w:type="continuationSeparator" w:id="0">
+    <w:p>
+      <w:pPr>
+        <w:spacing w:after="0" w:line="240" w:lineRule="auto"/>
+      </w:pPr>
+      <w:r>
+        <w:continuationSeparator/>
+      </w:r>
+    </w:p>
+  </w:footnote>
+</w:footnotes>
 </file>
 
 <file path=word/numbering.xml><?xml version="1.0" encoding="utf-8"?>
@@ -7336,6 +7546,7 @@
   <w:style w:type="character" w:default="1" w:styleId="DefaultParagraphFont">
     <w:name w:val="Default Paragraph Font"/>
     <w:uiPriority w:val="1"/>
+    <w:semiHidden/>
     <w:unhideWhenUsed/>
   </w:style>
   <w:style w:type="table" w:default="1" w:styleId="TableNormal">
@@ -7691,6 +7902,50 @@
       <w:shd w:val="clear" w:color="auto" w:fill="E1DFDD"/>
     </w:rPr>
   </w:style>
+  <w:style w:type="paragraph" w:styleId="Header">
+    <w:name w:val="header"/>
+    <w:basedOn w:val="Normal"/>
+    <w:link w:val="HeaderChar"/>
+    <w:uiPriority w:val="99"/>
+    <w:unhideWhenUsed/>
+    <w:rsid w:val="00D73E48"/>
+    <w:pPr>
+      <w:tabs>
+        <w:tab w:val="center" w:pos="4513"/>
+        <w:tab w:val="right" w:pos="9026"/>
+      </w:tabs>
+      <w:spacing w:after="0" w:line="240" w:lineRule="auto"/>
+    </w:pPr>
+  </w:style>
+  <w:style w:type="character" w:customStyle="1" w:styleId="HeaderChar">
+    <w:name w:val="Header Char"/>
+    <w:basedOn w:val="DefaultParagraphFont"/>
+    <w:link w:val="Header"/>
+    <w:uiPriority w:val="99"/>
+    <w:rsid w:val="00D73E48"/>
+  </w:style>
+  <w:style w:type="paragraph" w:styleId="Footer">
+    <w:name w:val="footer"/>
+    <w:basedOn w:val="Normal"/>
+    <w:link w:val="FooterChar"/>
+    <w:uiPriority w:val="99"/>
+    <w:unhideWhenUsed/>
+    <w:rsid w:val="00D73E48"/>
+    <w:pPr>
+      <w:tabs>
+        <w:tab w:val="center" w:pos="4513"/>
+        <w:tab w:val="right" w:pos="9026"/>
+      </w:tabs>
+      <w:spacing w:after="0" w:line="240" w:lineRule="auto"/>
+    </w:pPr>
+  </w:style>
+  <w:style w:type="character" w:customStyle="1" w:styleId="FooterChar">
+    <w:name w:val="Footer Char"/>
+    <w:basedOn w:val="DefaultParagraphFont"/>
+    <w:link w:val="Footer"/>
+    <w:uiPriority w:val="99"/>
+    <w:rsid w:val="00D73E48"/>
+  </w:style>
 </w:styles>
 </file>
 
